--- a/tests/eval/corpus/03_shipping.docx
+++ b/tests/eval/corpus/03_shipping.docx
@@ -277,6 +277,456 @@
         <w:t>这是制度应用示例，不是真实订单记录。演练单号 EX-D03-012。已知条件为客户询问本条制度是否适用；只有下列制度条文，没有真实订单审批记录。处理要点为包裹外包装破损时可拍照并提交工单，验货不是让客户放弃售后权利。配送说明不提供邻近网点地址、快递员电话或丢件赔偿金额。客服通过工单核验，不能用猜测填补实时物流信息。关联核验要点为核对规则的条件、起点、范围与例外，不把未公开资料当作已经查询到的事实。演练单号仅用于区分本例，不能证明客户的实际订单已获批准。回答条件不同的订单时必须重新核对；没有提供的实时状态仍需明确说明无法确认，不得猜测或擅自补全。</w:t>
       </w:r>
     </w:p>
+    <w:p>
+      <w:pPr>
+        <w:keepNext/>
+        <w:spacing w:before="240" w:after="120"/>
+      </w:pPr>
+      <w:r>
+        <w:t>表 D03-T01 附加包装服务</w:t>
+      </w:r>
+    </w:p>
+    <w:tbl>
+      <w:tblPr>
+        <w:tblW w:type="auto" w:w="0"/>
+        <w:tblLayout w:type="fixed"/>
+        <w:tblLook w:firstColumn="1" w:firstRow="1" w:lastColumn="0" w:lastRow="0" w:noHBand="0" w:noVBand="1" w:val="04A0"/>
+        <w:tblBorders>
+          <w:top w:val="single" w:sz="4" w:color="D9D9D9"/>
+          <w:left w:val="single" w:sz="4" w:color="D9D9D9"/>
+          <w:bottom w:val="single" w:sz="4" w:color="D9D9D9"/>
+          <w:right w:val="single" w:sz="4" w:color="D9D9D9"/>
+          <w:insideH w:val="single" w:sz="4" w:color="D9D9D9"/>
+          <w:insideV w:val="single" w:sz="4" w:color="D9D9D9"/>
+        </w:tblBorders>
+      </w:tblPr>
+      <w:tblGrid>
+        <w:gridCol w:w="936"/>
+        <w:gridCol w:w="1656"/>
+        <w:gridCol w:w="1224"/>
+        <w:gridCol w:w="864"/>
+        <w:gridCol w:w="3816"/>
+      </w:tblGrid>
+      <w:tr>
+        <w:trPr>
+          <w:tblHeader/>
+        </w:trPr>
+        <w:tc>
+          <w:tcPr>
+            <w:tcW w:type="dxa" w:w="936"/>
+            <w:vAlign w:val="center"/>
+            <w:tcMar>
+              <w:top w:w="100" w:type="dxa"/>
+              <w:left w:w="100" w:type="dxa"/>
+              <w:bottom w:w="100" w:type="dxa"/>
+              <w:right w:w="100" w:type="dxa"/>
+            </w:tcMar>
+            <w:shd w:fill="E7EBEE"/>
+          </w:tcPr>
+          <w:p>
+            <w:pPr>
+              <w:spacing w:after="0" w:line="276" w:lineRule="auto"/>
+              <w:jc w:val="center"/>
+            </w:pPr>
+            <w:r>
+              <w:rPr>
+                <w:rFonts w:ascii="Microsoft YaHei" w:hAnsi="Microsoft YaHei" w:eastAsia="Microsoft YaHei"/>
+                <w:b/>
+                <w:color w:val="000000"/>
+                <w:sz w:val="22"/>
+              </w:rPr>
+              <w:t>服务编号</w:t>
+            </w:r>
+          </w:p>
+        </w:tc>
+        <w:tc>
+          <w:tcPr>
+            <w:tcW w:type="dxa" w:w="1656"/>
+            <w:vAlign w:val="center"/>
+            <w:tcMar>
+              <w:top w:w="100" w:type="dxa"/>
+              <w:left w:w="100" w:type="dxa"/>
+              <w:bottom w:w="100" w:type="dxa"/>
+              <w:right w:w="100" w:type="dxa"/>
+            </w:tcMar>
+            <w:shd w:fill="E7EBEE"/>
+          </w:tcPr>
+          <w:p>
+            <w:pPr>
+              <w:spacing w:after="0" w:line="276" w:lineRule="auto"/>
+              <w:jc w:val="left"/>
+            </w:pPr>
+            <w:r>
+              <w:rPr>
+                <w:rFonts w:ascii="Microsoft YaHei" w:hAnsi="Microsoft YaHei" w:eastAsia="Microsoft YaHei"/>
+                <w:b/>
+                <w:color w:val="000000"/>
+                <w:sz w:val="22"/>
+              </w:rPr>
+              <w:t>服务名称</w:t>
+            </w:r>
+          </w:p>
+        </w:tc>
+        <w:tc>
+          <w:tcPr>
+            <w:tcW w:type="dxa" w:w="1224"/>
+            <w:vAlign w:val="center"/>
+            <w:tcMar>
+              <w:top w:w="100" w:type="dxa"/>
+              <w:left w:w="100" w:type="dxa"/>
+              <w:bottom w:w="100" w:type="dxa"/>
+              <w:right w:w="100" w:type="dxa"/>
+            </w:tcMar>
+            <w:shd w:fill="E7EBEE"/>
+          </w:tcPr>
+          <w:p>
+            <w:pPr>
+              <w:spacing w:after="0" w:line="276" w:lineRule="auto"/>
+              <w:jc w:val="center"/>
+            </w:pPr>
+            <w:r>
+              <w:rPr>
+                <w:rFonts w:ascii="Microsoft YaHei" w:hAnsi="Microsoft YaHei" w:eastAsia="Microsoft YaHei"/>
+                <w:b/>
+                <w:color w:val="000000"/>
+                <w:sz w:val="22"/>
+              </w:rPr>
+              <w:t>适用商品</w:t>
+            </w:r>
+          </w:p>
+        </w:tc>
+        <w:tc>
+          <w:tcPr>
+            <w:tcW w:type="dxa" w:w="864"/>
+            <w:vAlign w:val="center"/>
+            <w:tcMar>
+              <w:top w:w="100" w:type="dxa"/>
+              <w:left w:w="100" w:type="dxa"/>
+              <w:bottom w:w="100" w:type="dxa"/>
+              <w:right w:w="100" w:type="dxa"/>
+            </w:tcMar>
+            <w:shd w:fill="E7EBEE"/>
+          </w:tcPr>
+          <w:p>
+            <w:pPr>
+              <w:spacing w:after="0" w:line="276" w:lineRule="auto"/>
+              <w:jc w:val="center"/>
+            </w:pPr>
+            <w:r>
+              <w:rPr>
+                <w:rFonts w:ascii="Microsoft YaHei" w:hAnsi="Microsoft YaHei" w:eastAsia="Microsoft YaHei"/>
+                <w:b/>
+                <w:color w:val="000000"/>
+                <w:sz w:val="22"/>
+              </w:rPr>
+              <w:t>费用</w:t>
+            </w:r>
+          </w:p>
+        </w:tc>
+        <w:tc>
+          <w:tcPr>
+            <w:tcW w:type="dxa" w:w="3816"/>
+            <w:vAlign w:val="center"/>
+            <w:tcMar>
+              <w:top w:w="100" w:type="dxa"/>
+              <w:left w:w="100" w:type="dxa"/>
+              <w:bottom w:w="100" w:type="dxa"/>
+              <w:right w:w="100" w:type="dxa"/>
+            </w:tcMar>
+            <w:shd w:fill="E7EBEE"/>
+          </w:tcPr>
+          <w:p>
+            <w:pPr>
+              <w:spacing w:after="0" w:line="276" w:lineRule="auto"/>
+              <w:jc w:val="left"/>
+            </w:pPr>
+            <w:r>
+              <w:rPr>
+                <w:rFonts w:ascii="Microsoft YaHei" w:hAnsi="Microsoft YaHei" w:eastAsia="Microsoft YaHei"/>
+                <w:b/>
+                <w:color w:val="000000"/>
+                <w:sz w:val="22"/>
+              </w:rPr>
+              <w:t>最迟申请时间</w:t>
+            </w:r>
+          </w:p>
+        </w:tc>
+      </w:tr>
+      <w:tr>
+        <w:tc>
+          <w:tcPr>
+            <w:tcW w:type="dxa" w:w="936"/>
+            <w:vAlign w:val="center"/>
+            <w:tcMar>
+              <w:top w:w="100" w:type="dxa"/>
+              <w:left w:w="100" w:type="dxa"/>
+              <w:bottom w:w="100" w:type="dxa"/>
+              <w:right w:w="100" w:type="dxa"/>
+            </w:tcMar>
+          </w:tcPr>
+          <w:p>
+            <w:pPr>
+              <w:spacing w:after="0" w:line="276" w:lineRule="auto"/>
+              <w:jc w:val="center"/>
+            </w:pPr>
+            <w:r>
+              <w:rPr>
+                <w:rFonts w:ascii="Microsoft YaHei" w:hAnsi="Microsoft YaHei" w:eastAsia="Microsoft YaHei"/>
+                <w:b w:val="0"/>
+                <w:color w:val="000000"/>
+                <w:sz w:val="22"/>
+              </w:rPr>
+              <w:t>PK-A</w:t>
+            </w:r>
+          </w:p>
+        </w:tc>
+        <w:tc>
+          <w:tcPr>
+            <w:tcW w:type="dxa" w:w="1656"/>
+            <w:vAlign w:val="center"/>
+            <w:tcMar>
+              <w:top w:w="100" w:type="dxa"/>
+              <w:left w:w="100" w:type="dxa"/>
+              <w:bottom w:w="100" w:type="dxa"/>
+              <w:right w:w="100" w:type="dxa"/>
+            </w:tcMar>
+          </w:tcPr>
+          <w:p>
+            <w:pPr>
+              <w:spacing w:after="0" w:line="276" w:lineRule="auto"/>
+              <w:jc w:val="left"/>
+            </w:pPr>
+            <w:r>
+              <w:rPr>
+                <w:rFonts w:ascii="Microsoft YaHei" w:hAnsi="Microsoft YaHei" w:eastAsia="Microsoft YaHei"/>
+                <w:b w:val="0"/>
+                <w:color w:val="000000"/>
+                <w:sz w:val="22"/>
+              </w:rPr>
+              <w:t>可循环护盒</w:t>
+            </w:r>
+          </w:p>
+        </w:tc>
+        <w:tc>
+          <w:tcPr>
+            <w:tcW w:type="dxa" w:w="1224"/>
+            <w:vAlign w:val="center"/>
+            <w:tcMar>
+              <w:top w:w="100" w:type="dxa"/>
+              <w:left w:w="100" w:type="dxa"/>
+              <w:bottom w:w="100" w:type="dxa"/>
+              <w:right w:w="100" w:type="dxa"/>
+            </w:tcMar>
+          </w:tcPr>
+          <w:p>
+            <w:pPr>
+              <w:spacing w:after="0" w:line="276" w:lineRule="auto"/>
+              <w:jc w:val="center"/>
+            </w:pPr>
+            <w:r>
+              <w:rPr>
+                <w:rFonts w:ascii="Microsoft YaHei" w:hAnsi="Microsoft YaHei" w:eastAsia="Microsoft YaHei"/>
+                <w:b w:val="0"/>
+                <w:color w:val="000000"/>
+                <w:sz w:val="22"/>
+              </w:rPr>
+              <w:t>舟灯L2</w:t>
+            </w:r>
+          </w:p>
+        </w:tc>
+        <w:tc>
+          <w:tcPr>
+            <w:tcW w:type="dxa" w:w="864"/>
+            <w:vAlign w:val="center"/>
+            <w:tcMar>
+              <w:top w:w="100" w:type="dxa"/>
+              <w:left w:w="100" w:type="dxa"/>
+              <w:bottom w:w="100" w:type="dxa"/>
+              <w:right w:w="100" w:type="dxa"/>
+            </w:tcMar>
+          </w:tcPr>
+          <w:p>
+            <w:pPr>
+              <w:spacing w:after="0" w:line="276" w:lineRule="auto"/>
+              <w:jc w:val="center"/>
+            </w:pPr>
+            <w:r>
+              <w:rPr>
+                <w:rFonts w:ascii="Microsoft YaHei" w:hAnsi="Microsoft YaHei" w:eastAsia="Microsoft YaHei"/>
+                <w:b w:val="0"/>
+                <w:color w:val="000000"/>
+                <w:sz w:val="22"/>
+              </w:rPr>
+              <w:t>17元</w:t>
+            </w:r>
+          </w:p>
+        </w:tc>
+        <w:tc>
+          <w:tcPr>
+            <w:tcW w:type="dxa" w:w="3816"/>
+            <w:vAlign w:val="center"/>
+            <w:tcMar>
+              <w:top w:w="100" w:type="dxa"/>
+              <w:left w:w="100" w:type="dxa"/>
+              <w:bottom w:w="100" w:type="dxa"/>
+              <w:right w:w="100" w:type="dxa"/>
+            </w:tcMar>
+          </w:tcPr>
+          <w:p>
+            <w:pPr>
+              <w:spacing w:after="0" w:line="276" w:lineRule="auto"/>
+              <w:jc w:val="left"/>
+            </w:pPr>
+            <w:r>
+              <w:rPr>
+                <w:rFonts w:ascii="Microsoft YaHei" w:hAnsi="Microsoft YaHei" w:eastAsia="Microsoft YaHei"/>
+                <w:b w:val="0"/>
+                <w:color w:val="000000"/>
+                <w:sz w:val="22"/>
+              </w:rPr>
+              <w:t>付款后6小时内且未发货</w:t>
+            </w:r>
+          </w:p>
+        </w:tc>
+      </w:tr>
+      <w:tr>
+        <w:tc>
+          <w:tcPr>
+            <w:tcW w:type="dxa" w:w="936"/>
+            <w:vAlign w:val="center"/>
+            <w:tcMar>
+              <w:top w:w="100" w:type="dxa"/>
+              <w:left w:w="100" w:type="dxa"/>
+              <w:bottom w:w="100" w:type="dxa"/>
+              <w:right w:w="100" w:type="dxa"/>
+            </w:tcMar>
+          </w:tcPr>
+          <w:p>
+            <w:pPr>
+              <w:spacing w:after="0" w:line="276" w:lineRule="auto"/>
+              <w:jc w:val="center"/>
+            </w:pPr>
+            <w:r>
+              <w:rPr>
+                <w:rFonts w:ascii="Microsoft YaHei" w:hAnsi="Microsoft YaHei" w:eastAsia="Microsoft YaHei"/>
+                <w:b w:val="0"/>
+                <w:color w:val="000000"/>
+                <w:sz w:val="22"/>
+              </w:rPr>
+              <w:t>PK-B</w:t>
+            </w:r>
+          </w:p>
+        </w:tc>
+        <w:tc>
+          <w:tcPr>
+            <w:tcW w:type="dxa" w:w="1656"/>
+            <w:vAlign w:val="center"/>
+            <w:tcMar>
+              <w:top w:w="100" w:type="dxa"/>
+              <w:left w:w="100" w:type="dxa"/>
+              <w:bottom w:w="100" w:type="dxa"/>
+              <w:right w:w="100" w:type="dxa"/>
+            </w:tcMar>
+          </w:tcPr>
+          <w:p>
+            <w:pPr>
+              <w:spacing w:after="0" w:line="276" w:lineRule="auto"/>
+              <w:jc w:val="left"/>
+            </w:pPr>
+            <w:r>
+              <w:rPr>
+                <w:rFonts w:ascii="Microsoft YaHei" w:hAnsi="Microsoft YaHei" w:eastAsia="Microsoft YaHei"/>
+                <w:b w:val="0"/>
+                <w:color w:val="000000"/>
+                <w:sz w:val="22"/>
+              </w:rPr>
+              <w:t>杯盖防撞套</w:t>
+            </w:r>
+          </w:p>
+        </w:tc>
+        <w:tc>
+          <w:tcPr>
+            <w:tcW w:type="dxa" w:w="1224"/>
+            <w:vAlign w:val="center"/>
+            <w:tcMar>
+              <w:top w:w="100" w:type="dxa"/>
+              <w:left w:w="100" w:type="dxa"/>
+              <w:bottom w:w="100" w:type="dxa"/>
+              <w:right w:w="100" w:type="dxa"/>
+            </w:tcMar>
+          </w:tcPr>
+          <w:p>
+            <w:pPr>
+              <w:spacing w:after="0" w:line="276" w:lineRule="auto"/>
+              <w:jc w:val="center"/>
+            </w:pPr>
+            <w:r>
+              <w:rPr>
+                <w:rFonts w:ascii="Microsoft YaHei" w:hAnsi="Microsoft YaHei" w:eastAsia="Microsoft YaHei"/>
+                <w:b w:val="0"/>
+                <w:color w:val="000000"/>
+                <w:sz w:val="22"/>
+              </w:rPr>
+              <w:t>栖温杯C1</w:t>
+            </w:r>
+          </w:p>
+        </w:tc>
+        <w:tc>
+          <w:tcPr>
+            <w:tcW w:type="dxa" w:w="864"/>
+            <w:vAlign w:val="center"/>
+            <w:tcMar>
+              <w:top w:w="100" w:type="dxa"/>
+              <w:left w:w="100" w:type="dxa"/>
+              <w:bottom w:w="100" w:type="dxa"/>
+              <w:right w:w="100" w:type="dxa"/>
+            </w:tcMar>
+          </w:tcPr>
+          <w:p>
+            <w:pPr>
+              <w:spacing w:after="0" w:line="276" w:lineRule="auto"/>
+              <w:jc w:val="center"/>
+            </w:pPr>
+            <w:r>
+              <w:rPr>
+                <w:rFonts w:ascii="Microsoft YaHei" w:hAnsi="Microsoft YaHei" w:eastAsia="Microsoft YaHei"/>
+                <w:b w:val="0"/>
+                <w:color w:val="000000"/>
+                <w:sz w:val="22"/>
+              </w:rPr>
+              <w:t>9元</w:t>
+            </w:r>
+          </w:p>
+        </w:tc>
+        <w:tc>
+          <w:tcPr>
+            <w:tcW w:type="dxa" w:w="3816"/>
+            <w:vAlign w:val="center"/>
+            <w:tcMar>
+              <w:top w:w="100" w:type="dxa"/>
+              <w:left w:w="100" w:type="dxa"/>
+              <w:bottom w:w="100" w:type="dxa"/>
+              <w:right w:w="100" w:type="dxa"/>
+            </w:tcMar>
+          </w:tcPr>
+          <w:p>
+            <w:pPr>
+              <w:spacing w:after="0" w:line="276" w:lineRule="auto"/>
+              <w:jc w:val="left"/>
+            </w:pPr>
+            <w:r>
+              <w:rPr>
+                <w:rFonts w:ascii="Microsoft YaHei" w:hAnsi="Microsoft YaHei" w:eastAsia="Microsoft YaHei"/>
+                <w:b w:val="0"/>
+                <w:color w:val="000000"/>
+                <w:sz w:val="22"/>
+              </w:rPr>
+              <w:t>付款后3小时内且未发货</w:t>
+            </w:r>
+          </w:p>
+        </w:tc>
+      </w:tr>
+    </w:tbl>
     <w:sectPr>
       <w:pgSz w:w="12240" w:h="15840"/>
       <w:pgMar w:top="1152" w:right="1152" w:bottom="1152" w:left="1152" w:header="720" w:footer="720" w:gutter="0"/>
